--- a/tools/report_metodologi/versicompact/Metodologi_Bab1_Ekspansi_Industri_Compact.docx
+++ b/tools/report_metodologi/versicompact/Metodologi_Bab1_Ekspansi_Industri_Compact.docx
@@ -5,34 +5,32 @@
     <w:p>
       <w:pPr>
         <w:spacing w:before="0" w:after="40"/>
-        <w:jc w:val="center"/>
+      </w:pPr>
+      <w:r>
+        <w:rPr>
+          <w:b/>
+          <w:i w:val="0"/>
+          <w:color w:val="2E7D32"/>
+          <w:sz w:val="16"/>
+        </w:rPr>
+        <w:t>CELIOS — CENTER OF ECONOMIC AND LAW STUDIES  |  LAPORAN RISET METODOLOGI D3TLH (VERSI COMPACT)</w:t>
+      </w:r>
+    </w:p>
+    <w:p>
+      <w:pPr>
+        <w:spacing w:before="280" w:after="120"/>
+        <w:pBdr>
+          <w:bottom w:val="single" w:sz="12" w:space="2" w:color="1B5E20"/>
+        </w:pBdr>
       </w:pPr>
       <w:r>
         <w:rPr>
           <w:b/>
           <w:i w:val="0"/>
           <w:color w:val="1B5E20"/>
-          <w:sz w:val="28"/>
+          <w:sz w:val="26"/>
         </w:rPr>
-        <w:t>LAPORAN METODOLOGI STATISTIK (VERSI COMPACT)</w:t>
-      </w:r>
-    </w:p>
-    <w:p>
-      <w:pPr>
-        <w:spacing w:before="0" w:after="240"/>
-        <w:jc w:val="center"/>
-        <w:pBdr>
-          <w:bottom w:val="single" w:sz="12" w:space="2" w:color="1B5E20"/>
-        </w:pBdr>
-      </w:pPr>
-      <w:r>
-        <w:rPr>
-          <w:b w:val="0"/>
-          <w:i/>
-          <w:color w:val="2E7D32"/>
-          <w:sz w:val="20"/>
-        </w:rPr>
-        <w:t>Bab 1: Ekspansi Industri Ekstraktif dan Infrastruktur Penunjang di Pulau Sulawesi (2014–2024)</w:t>
+        <w:t>BAB I: METODOLOGI ANALISIS EKSPANSI INDUSTRI EKSTRAKTIF DAN INFRASTRUKTUR PENUNJANG DI PULAU SULAWESI</w:t>
       </w:r>
     </w:p>
     <w:p>
@@ -42,12 +40,21 @@
       </w:pPr>
       <w:r>
         <w:rPr>
+          <w:b w:val="0"/>
+          <w:i w:val="0"/>
+          <w:color w:val="222222"/>
+          <w:sz w:val="19"/>
+        </w:rPr>
+        <w:t xml:space="preserve">Dokumen laporan metodologi ringkas (Versi Compact) ini menyajikan kerangka ilmiah, landasan regulasi, formulasi matematis, prosedur analisis statistik, serta metodologi pembuktian berbasis data terbuka yang dioperasionalkan pada </w:t>
+      </w:r>
+      <w:r>
+        <w:rPr>
           <w:b/>
           <w:i w:val="0"/>
           <w:color w:val="222222"/>
           <w:sz w:val="19"/>
         </w:rPr>
-        <w:t xml:space="preserve">Penerbit: </w:t>
+        <w:t>Bab 1: Ekspansi Industri Ekstraktif</w:t>
       </w:r>
       <w:r>
         <w:rPr>
@@ -56,68 +63,15 @@
           <w:color w:val="222222"/>
           <w:sz w:val="19"/>
         </w:rPr>
-        <w:t xml:space="preserve">Center of Economic and Law Studies (CELIOS)  |  </w:t>
-      </w:r>
-      <w:r>
-        <w:rPr>
-          <w:b/>
-          <w:i w:val="0"/>
-          <w:color w:val="222222"/>
-          <w:sz w:val="19"/>
-        </w:rPr>
-        <w:t xml:space="preserve">Kategori: </w:t>
-      </w:r>
-      <w:r>
-        <w:rPr>
-          <w:b w:val="0"/>
-          <w:i w:val="0"/>
-          <w:color w:val="222222"/>
-          <w:sz w:val="19"/>
-        </w:rPr>
-        <w:t xml:space="preserve">Factsheet Metodologi &amp; Transparansi Statistik Publik  |  </w:t>
-      </w:r>
-      <w:r>
-        <w:rPr>
-          <w:b/>
-          <w:i w:val="0"/>
-          <w:color w:val="222222"/>
-          <w:sz w:val="19"/>
-        </w:rPr>
-        <w:t xml:space="preserve">Cakupan: </w:t>
-      </w:r>
-      <w:r>
-        <w:rPr>
-          <w:b w:val="0"/>
-          <w:i w:val="0"/>
-          <w:color w:val="222222"/>
-          <w:sz w:val="19"/>
-        </w:rPr>
-        <w:t>6 Provinsi se-Pulau Sulawesi (2014–2024)</w:t>
+        <w:t xml:space="preserve"> dalam studi Daya Dukung dan Daya Tampung Lingkungan Hidup (D3TLH) Sulawesi periode 2014–2024.</w:t>
       </w:r>
     </w:p>
     <w:p>
       <w:pPr>
-        <w:spacing w:before="280" w:after="80"/>
-        <w:pBdr>
-          <w:bottom w:val="single" w:sz="8" w:space="2" w:color="2E7D32"/>
-        </w:pBdr>
-      </w:pPr>
-      <w:r>
-        <w:rPr>
-          <w:b/>
-          <w:i w:val="0"/>
-          <w:color w:val="1B5E20"/>
-          <w:sz w:val="22"/>
-        </w:rPr>
-        <w:t>BAGIAN I: KONSENTRASI MAKROEKONOMI &amp; KETIMPANGAN SPASIAL PDRB</w:t>
-      </w:r>
-    </w:p>
-    <w:p>
-      <w:pPr>
-        <w:spacing w:before="200" w:after="60"/>
+        <w:spacing w:before="220" w:after="60"/>
         <w:ind w:left="80"/>
         <w:pBdr>
-          <w:left w:val="single" w:sz="20" w:space="6" w:color="2E7D32"/>
+          <w:left w:val="single" w:sz="18" w:space="6" w:color="2E7D32"/>
         </w:pBdr>
         <w:shd w:val="clear" w:color="auto" w:fill="F1F8E9"/>
       </w:pPr>
@@ -128,7 +82,7 @@
           <w:color w:val="1B5E20"/>
           <w:sz w:val="20"/>
         </w:rPr>
-        <w:t xml:space="preserve">POIN 1.1 </w:t>
+        <w:t xml:space="preserve">1.1 </w:t>
       </w:r>
       <w:r>
         <w:rPr>
@@ -272,7 +226,7 @@
           <w:color w:val="1B5E20"/>
           <w:sz w:val="16"/>
         </w:rPr>
-        <w:t xml:space="preserve">• Kat.B, C, D: </w:t>
+        <w:t xml:space="preserve">- Kat.B, C, D: </w:t>
       </w:r>
       <w:r>
         <w:rPr>
@@ -291,7 +245,7 @@
           <w:color w:val="1B5E20"/>
           <w:sz w:val="16"/>
         </w:rPr>
-        <w:t xml:space="preserve">• PDRB_Ekstraktif: </w:t>
+        <w:t xml:space="preserve">- PDRB_Ekstraktif: </w:t>
       </w:r>
       <w:r>
         <w:rPr>
@@ -310,7 +264,7 @@
           <w:color w:val="1B5E20"/>
           <w:sz w:val="16"/>
         </w:rPr>
-        <w:t xml:space="preserve">• PDRB_Total: </w:t>
+        <w:t xml:space="preserve">- PDRB_Total: </w:t>
       </w:r>
       <w:r>
         <w:rPr>
@@ -338,7 +292,7 @@
           <w:color w:val="1B5E20"/>
           <w:sz w:val="17"/>
         </w:rPr>
-        <w:t xml:space="preserve">🔎 SKALA HUMANISASI (REALITAS SOSIAL): </w:t>
+        <w:t xml:space="preserve">SKALA HUMANISASI (REALITAS SOSIAL): </w:t>
       </w:r>
       <w:r>
         <w:rPr>
@@ -355,18 +309,18 @@
         <w:spacing w:before="80" w:after="80"/>
         <w:ind w:left="200"/>
         <w:pBdr>
-          <w:left w:val="single" w:sz="16" w:space="6" w:color="E65100"/>
+          <w:left w:val="single" w:sz="16" w:space="6" w:color="2E7D32"/>
         </w:pBdr>
-        <w:shd w:val="clear" w:color="auto" w:fill="FFF3E0"/>
+        <w:shd w:val="clear" w:color="auto" w:fill="F9FBF9"/>
       </w:pPr>
       <w:r>
         <w:rPr>
           <w:b/>
           <w:i w:val="0"/>
-          <w:color w:val="E65100"/>
+          <w:color w:val="1B5E20"/>
           <w:sz w:val="17"/>
         </w:rPr>
-        <w:t xml:space="preserve">⚠️ BATASAN DATA (CAVEATS): </w:t>
+        <w:t xml:space="preserve">CATATAN KETERBATASAN DATA (CAVEATS): </w:t>
       </w:r>
       <w:r>
         <w:rPr>
@@ -380,10 +334,10 @@
     </w:p>
     <w:p>
       <w:pPr>
-        <w:spacing w:before="200" w:after="60"/>
+        <w:spacing w:before="220" w:after="60"/>
         <w:ind w:left="80"/>
         <w:pBdr>
-          <w:left w:val="single" w:sz="20" w:space="6" w:color="2E7D32"/>
+          <w:left w:val="single" w:sz="18" w:space="6" w:color="2E7D32"/>
         </w:pBdr>
         <w:shd w:val="clear" w:color="auto" w:fill="F1F8E9"/>
       </w:pPr>
@@ -394,7 +348,7 @@
           <w:color w:val="1B5E20"/>
           <w:sz w:val="20"/>
         </w:rPr>
-        <w:t xml:space="preserve">POIN 1.2 </w:t>
+        <w:t xml:space="preserve">1.2 </w:t>
       </w:r>
       <w:r>
         <w:rPr>
@@ -574,7 +528,7 @@
           <w:color w:val="1B5E20"/>
           <w:sz w:val="16"/>
         </w:rPr>
-        <w:t xml:space="preserve">• PDRB Morowali: </w:t>
+        <w:t xml:space="preserve">- PDRB Morowali: </w:t>
       </w:r>
       <w:r>
         <w:rPr>
@@ -593,7 +547,7 @@
           <w:color w:val="1B5E20"/>
           <w:sz w:val="16"/>
         </w:rPr>
-        <w:t xml:space="preserve">• Rasio Kesenjangan: </w:t>
+        <w:t xml:space="preserve">- Rasio Kesenjangan: </w:t>
       </w:r>
       <w:r>
         <w:rPr>
@@ -621,7 +575,7 @@
           <w:color w:val="1B5E20"/>
           <w:sz w:val="17"/>
         </w:rPr>
-        <w:t xml:space="preserve">🔎 SKALA HUMANISASI (REALITAS SOSIAL): </w:t>
+        <w:t xml:space="preserve">SKALA HUMANISASI (REALITAS SOSIAL): </w:t>
       </w:r>
       <w:r>
         <w:rPr>
@@ -638,18 +592,18 @@
         <w:spacing w:before="80" w:after="80"/>
         <w:ind w:left="200"/>
         <w:pBdr>
-          <w:left w:val="single" w:sz="16" w:space="6" w:color="E65100"/>
+          <w:left w:val="single" w:sz="16" w:space="6" w:color="2E7D32"/>
         </w:pBdr>
-        <w:shd w:val="clear" w:color="auto" w:fill="FFF3E0"/>
+        <w:shd w:val="clear" w:color="auto" w:fill="F9FBF9"/>
       </w:pPr>
       <w:r>
         <w:rPr>
           <w:b/>
           <w:i w:val="0"/>
-          <w:color w:val="E65100"/>
+          <w:color w:val="1B5E20"/>
           <w:sz w:val="17"/>
         </w:rPr>
-        <w:t xml:space="preserve">⚠️ BATASAN DISTRIBUSI PENDAPATAN: </w:t>
+        <w:t xml:space="preserve">CATATAN KETERBATASAN DISTRIBUSI PENDAPATAN: </w:t>
       </w:r>
       <w:r>
         <w:rPr>
@@ -663,10 +617,10 @@
     </w:p>
     <w:p>
       <w:pPr>
-        <w:spacing w:before="200" w:after="60"/>
+        <w:spacing w:before="220" w:after="60"/>
         <w:ind w:left="80"/>
         <w:pBdr>
-          <w:left w:val="single" w:sz="20" w:space="6" w:color="2E7D32"/>
+          <w:left w:val="single" w:sz="18" w:space="6" w:color="2E7D32"/>
         </w:pBdr>
         <w:shd w:val="clear" w:color="auto" w:fill="F1F8E9"/>
       </w:pPr>
@@ -677,7 +631,7 @@
           <w:color w:val="1B5E20"/>
           <w:sz w:val="20"/>
         </w:rPr>
-        <w:t xml:space="preserve">POIN 1.3 </w:t>
+        <w:t xml:space="preserve">1.3 </w:t>
       </w:r>
       <w:r>
         <w:rPr>
@@ -2141,27 +2095,10 @@
     </w:tbl>
     <w:p>
       <w:pPr>
-        <w:spacing w:before="280" w:after="80"/>
-        <w:pBdr>
-          <w:bottom w:val="single" w:sz="8" w:space="2" w:color="2E7D32"/>
-        </w:pBdr>
-      </w:pPr>
-      <w:r>
-        <w:rPr>
-          <w:b/>
-          <w:i w:val="0"/>
-          <w:color w:val="1B5E20"/>
-          <w:sz w:val="22"/>
-        </w:rPr>
-        <w:t>BAGIAN II: KEPUNGAN PLTU CAPTIVE &amp; LEDAKAN IZIN TAMBANG BARU</w:t>
-      </w:r>
-    </w:p>
-    <w:p>
-      <w:pPr>
-        <w:spacing w:before="200" w:after="60"/>
+        <w:spacing w:before="220" w:after="60"/>
         <w:ind w:left="80"/>
         <w:pBdr>
-          <w:left w:val="single" w:sz="20" w:space="6" w:color="2E7D32"/>
+          <w:left w:val="single" w:sz="18" w:space="6" w:color="2E7D32"/>
         </w:pBdr>
         <w:shd w:val="clear" w:color="auto" w:fill="F1F8E9"/>
       </w:pPr>
@@ -2172,7 +2109,7 @@
           <w:color w:val="1B5E20"/>
           <w:sz w:val="20"/>
         </w:rPr>
-        <w:t xml:space="preserve">POIN 1.4 </w:t>
+        <w:t xml:space="preserve">1.4 </w:t>
       </w:r>
       <w:r>
         <w:rPr>
@@ -2298,7 +2235,7 @@
           <w:color w:val="1B5E20"/>
           <w:sz w:val="16"/>
         </w:rPr>
-        <w:t xml:space="preserve">• Operating Status: </w:t>
+        <w:t xml:space="preserve">- Operating Status: </w:t>
       </w:r>
       <w:r>
         <w:rPr>
@@ -2317,7 +2254,7 @@
           <w:color w:val="1B5E20"/>
           <w:sz w:val="16"/>
         </w:rPr>
-        <w:t xml:space="preserve">• Odds Ratio (OR = 2,8): </w:t>
+        <w:t xml:space="preserve">- Odds Ratio (OR = 2,8): </w:t>
       </w:r>
       <w:r>
         <w:rPr>
@@ -2345,7 +2282,7 @@
           <w:color w:val="1B5E20"/>
           <w:sz w:val="17"/>
         </w:rPr>
-        <w:t xml:space="preserve">🔎 SKALA HUMANISASI (REALITAS SOSIAL): </w:t>
+        <w:t xml:space="preserve">SKALA HUMANISASI (REALITAS SOSIAL): </w:t>
       </w:r>
       <w:r>
         <w:rPr>
@@ -2359,10 +2296,10 @@
     </w:p>
     <w:p>
       <w:pPr>
-        <w:spacing w:before="200" w:after="60"/>
+        <w:spacing w:before="220" w:after="60"/>
         <w:ind w:left="80"/>
         <w:pBdr>
-          <w:left w:val="single" w:sz="20" w:space="6" w:color="2E7D32"/>
+          <w:left w:val="single" w:sz="18" w:space="6" w:color="2E7D32"/>
         </w:pBdr>
         <w:shd w:val="clear" w:color="auto" w:fill="F1F8E9"/>
       </w:pPr>
@@ -2373,7 +2310,7 @@
           <w:color w:val="1B5E20"/>
           <w:sz w:val="20"/>
         </w:rPr>
-        <w:t xml:space="preserve">POIN 1.5 </w:t>
+        <w:t xml:space="preserve">1.5 </w:t>
       </w:r>
       <w:r>
         <w:rPr>
@@ -2493,6 +2430,8 @@
         <w:t>Total_Luas_Konsesi = 819.452,54 Hektar</w:t>
         <w:br/>
         <w:t>Ekuivalensi_DKI_Jakarta = 819.452,54 Ha / 66.150 Ha = 12,39 Kali Luas DKI Jakarta</w:t>
+        <w:br/>
+        <w:t>Laju_Harian = 819.452 Ha / 3.650 hari = 224,5 Hektar konsesi dialihkan per hari</w:t>
       </w:r>
     </w:p>
     <w:p>
@@ -2517,7 +2456,7 @@
           <w:color w:val="1B5E20"/>
           <w:sz w:val="16"/>
         </w:rPr>
-        <w:t xml:space="preserve">• 66.150 Ha: </w:t>
+        <w:t xml:space="preserve">- 66.150 Ha: </w:t>
       </w:r>
       <w:r>
         <w:rPr>
@@ -2536,7 +2475,7 @@
           <w:color w:val="1B5E20"/>
           <w:sz w:val="16"/>
         </w:rPr>
-        <w:t xml:space="preserve">• Laju Harian: </w:t>
+        <w:t xml:space="preserve">- Laju Harian: </w:t>
       </w:r>
       <w:r>
         <w:rPr>
@@ -2545,7 +2484,7 @@
           <w:color w:val="444444"/>
           <w:sz w:val="16"/>
         </w:rPr>
-        <w:t>819.452 Ha / 3.650 hari = 224,5 Hektar konsesi ruang dialihkan per hari</w:t>
+        <w:t>Rata-rata laju pengalihan ruang daratan kepada korporasi per hari</w:t>
       </w:r>
     </w:p>
     <w:p>
@@ -2564,7 +2503,7 @@
           <w:color w:val="1B5E20"/>
           <w:sz w:val="17"/>
         </w:rPr>
-        <w:t xml:space="preserve">🔎 SKALA HUMANISASI (REALITAS SOSIAL): </w:t>
+        <w:t xml:space="preserve">SKALA HUMANISASI (REALITAS SOSIAL): </w:t>
       </w:r>
       <w:r>
         <w:rPr>
@@ -2578,27 +2517,10 @@
     </w:p>
     <w:p>
       <w:pPr>
-        <w:spacing w:before="280" w:after="80"/>
-        <w:pBdr>
-          <w:bottom w:val="single" w:sz="8" w:space="2" w:color="2E7D32"/>
-        </w:pBdr>
-      </w:pPr>
-      <w:r>
-        <w:rPr>
-          <w:b/>
-          <w:i w:val="0"/>
-          <w:color w:val="1B5E20"/>
-          <w:sz w:val="22"/>
-        </w:rPr>
-        <w:t>BAGIAN III: ARUS MODAL PMDN, KEHILANGAN HUTAN, &amp; ALUR EKSPOR MARITIM</w:t>
-      </w:r>
-    </w:p>
-    <w:p>
-      <w:pPr>
-        <w:spacing w:before="200" w:after="60"/>
+        <w:spacing w:before="220" w:after="60"/>
         <w:ind w:left="80"/>
         <w:pBdr>
-          <w:left w:val="single" w:sz="20" w:space="6" w:color="2E7D32"/>
+          <w:left w:val="single" w:sz="18" w:space="6" w:color="2E7D32"/>
         </w:pBdr>
         <w:shd w:val="clear" w:color="auto" w:fill="F1F8E9"/>
       </w:pPr>
@@ -2609,7 +2531,7 @@
           <w:color w:val="1B5E20"/>
           <w:sz w:val="20"/>
         </w:rPr>
-        <w:t xml:space="preserve">POIN 1.6 </w:t>
+        <w:t xml:space="preserve">1.6 </w:t>
       </w:r>
       <w:r>
         <w:rPr>
@@ -2651,7 +2573,7 @@
           <w:color w:val="222222"/>
           <w:sz w:val="19"/>
         </w:rPr>
-        <w:t xml:space="preserve">. Konsentrasi modal sangat asimetris di mana 89% modal hanya mengalir ke tiga provinsi sentra (Sulawesi Tengah, Sulawesi Tenggara, dan Sulawesi Selatan). Uji statistik menunjukkan nilai p-value yang mengindikasikan fenomena </w:t>
+        <w:t xml:space="preserve">. Konsentrasi modal sangat asimetris di mana 89% modal hanya mengalir ke tiga provinsi sentra (Sulawesi Tengah, Sulawesi Tenggara, dan Sulawesi Selatan). Uji statistik menunjukkan fenomena </w:t>
       </w:r>
       <w:r>
         <w:rPr>
@@ -2733,7 +2655,7 @@
           <w:color w:val="1B5E20"/>
           <w:sz w:val="16"/>
         </w:rPr>
-        <w:t xml:space="preserve">• Investasi PMDN: </w:t>
+        <w:t xml:space="preserve">- Investasi PMDN: </w:t>
       </w:r>
       <w:r>
         <w:rPr>
@@ -2752,7 +2674,7 @@
           <w:color w:val="1B5E20"/>
           <w:sz w:val="16"/>
         </w:rPr>
-        <w:t xml:space="preserve">• Time-Lagging: </w:t>
+        <w:t xml:space="preserve">- Time-Lagging: </w:t>
       </w:r>
       <w:r>
         <w:rPr>
@@ -2766,10 +2688,10 @@
     </w:p>
     <w:p>
       <w:pPr>
-        <w:spacing w:before="200" w:after="60"/>
+        <w:spacing w:before="220" w:after="60"/>
         <w:ind w:left="80"/>
         <w:pBdr>
-          <w:left w:val="single" w:sz="20" w:space="6" w:color="2E7D32"/>
+          <w:left w:val="single" w:sz="18" w:space="6" w:color="2E7D32"/>
         </w:pBdr>
         <w:shd w:val="clear" w:color="auto" w:fill="F1F8E9"/>
       </w:pPr>
@@ -2780,7 +2702,7 @@
           <w:color w:val="1B5E20"/>
           <w:sz w:val="20"/>
         </w:rPr>
-        <w:t xml:space="preserve">POIN 1.7 </w:t>
+        <w:t xml:space="preserve">1.7 </w:t>
       </w:r>
       <w:r>
         <w:rPr>
@@ -2944,7 +2866,7 @@
           <w:color w:val="1B5E20"/>
           <w:sz w:val="16"/>
         </w:rPr>
-        <w:t xml:space="preserve">• Deforestasi Komoditas: </w:t>
+        <w:t xml:space="preserve">- Deforestasi Komoditas: </w:t>
       </w:r>
       <w:r>
         <w:rPr>
@@ -2963,7 +2885,7 @@
           <w:color w:val="1B5E20"/>
           <w:sz w:val="16"/>
         </w:rPr>
-        <w:t xml:space="preserve">• Emisi Karbon: </w:t>
+        <w:t xml:space="preserve">- Emisi Karbon: </w:t>
       </w:r>
       <w:r>
         <w:rPr>
@@ -2991,7 +2913,7 @@
           <w:color w:val="1B5E20"/>
           <w:sz w:val="17"/>
         </w:rPr>
-        <w:t xml:space="preserve">🔎 SKALA HUMANISASI (REALITAS SOSIAL): </w:t>
+        <w:t xml:space="preserve">SKALA HUMANISASI (REALITAS SOSIAL): </w:t>
       </w:r>
       <w:r>
         <w:rPr>
@@ -3005,10 +2927,10 @@
     </w:p>
     <w:p>
       <w:pPr>
-        <w:spacing w:before="200" w:after="60"/>
+        <w:spacing w:before="220" w:after="60"/>
         <w:ind w:left="80"/>
         <w:pBdr>
-          <w:left w:val="single" w:sz="20" w:space="6" w:color="2E7D32"/>
+          <w:left w:val="single" w:sz="18" w:space="6" w:color="2E7D32"/>
         </w:pBdr>
         <w:shd w:val="clear" w:color="auto" w:fill="F1F8E9"/>
       </w:pPr>
@@ -3019,7 +2941,7 @@
           <w:color w:val="1B5E20"/>
           <w:sz w:val="20"/>
         </w:rPr>
-        <w:t xml:space="preserve">POIN 1.8 </w:t>
+        <w:t xml:space="preserve">1.8 </w:t>
       </w:r>
       <w:r>
         <w:rPr>
@@ -3161,7 +3083,7 @@
           <w:color w:val="1B5E20"/>
           <w:sz w:val="16"/>
         </w:rPr>
-        <w:t xml:space="preserve">• P_Asal: </w:t>
+        <w:t xml:space="preserve">- P_Asal: </w:t>
       </w:r>
       <w:r>
         <w:rPr>
@@ -3180,7 +3102,7 @@
           <w:color w:val="1B5E20"/>
           <w:sz w:val="16"/>
         </w:rPr>
-        <w:t xml:space="preserve">• P_Tujuan: </w:t>
+        <w:t xml:space="preserve">- P_Tujuan: </w:t>
       </w:r>
       <w:r>
         <w:rPr>
@@ -3199,7 +3121,7 @@
           <w:color w:val="1B5E20"/>
           <w:sz w:val="16"/>
         </w:rPr>
-        <w:t xml:space="preserve">• Asimetri Rantai Pasok: </w:t>
+        <w:t xml:space="preserve">- Asimetri Rantai Pasok: </w:t>
       </w:r>
       <w:r>
         <w:rPr>
@@ -3213,16 +3135,63 @@
     </w:p>
     <w:p>
       <w:pPr>
-        <w:spacing w:before="100" w:after="40"/>
+        <w:spacing w:before="220" w:after="60"/>
+        <w:ind w:left="80"/>
+        <w:pBdr>
+          <w:left w:val="single" w:sz="18" w:space="6" w:color="2E7D32"/>
+        </w:pBdr>
+        <w:shd w:val="clear" w:color="auto" w:fill="F1F8E9"/>
       </w:pPr>
       <w:r>
         <w:rPr>
           <w:b/>
-          <w:i/>
-          <w:color w:val="2E7D32"/>
-          <w:sz w:val="17"/>
+          <w:i w:val="0"/>
+          <w:color w:val="1B5E20"/>
+          <w:sz w:val="20"/>
         </w:rPr>
-        <w:t>Tabel 1.1: Matriks Indikator Kunci Metodologi Statistik Bab 1 (Versi Compact)</w:t>
+        <w:t xml:space="preserve">1.9 </w:t>
+      </w:r>
+      <w:r>
+        <w:rPr>
+          <w:b/>
+          <w:i w:val="0"/>
+          <w:color w:val="222222"/>
+          <w:sz w:val="20"/>
+        </w:rPr>
+        <w:t>Matriks Indikator dan Sumber Data Primer Resmi Bab 1</w:t>
+      </w:r>
+    </w:p>
+    <w:p>
+      <w:pPr>
+        <w:spacing w:after="80"/>
+        <w:jc w:val="both"/>
+      </w:pPr>
+      <w:r>
+        <w:rPr>
+          <w:b w:val="0"/>
+          <w:i w:val="0"/>
+          <w:color w:val="222222"/>
+          <w:sz w:val="19"/>
+        </w:rPr>
+        <w:t xml:space="preserve">Seluruh variabel kuantitatif, kategori analisis, satuan ukur, periode tahun observasi, dan institusi penyedia data primer resmi yang digunakan dalam Bab 1 (Versi Compact) dikompilasikan pada </w:t>
+      </w:r>
+      <w:r>
+        <w:rPr>
+          <w:b/>
+          <w:i w:val="0"/>
+          <w:color w:val="222222"/>
+          <w:sz w:val="19"/>
+        </w:rPr>
+        <w:t>Tabel 1.1</w:t>
+      </w:r>
+      <w:r>
+        <w:rPr>
+          <w:b w:val="0"/>
+          <w:i w:val="0"/>
+          <w:color w:val="222222"/>
+          <w:sz w:val="19"/>
+        </w:rPr>
+        <w:t xml:space="preserve"> berikut:</w:t>
       </w:r>
     </w:p>
     <w:tbl>
@@ -5215,6 +5184,10 @@
     <w:name w:val="Normal"/>
     <w:qFormat/>
     <w:rsid w:val="00FC693F"/>
+    <w:rPr>
+      <w:rFonts w:ascii="Calibri" w:hAnsi="Calibri"/>
+      <w:sz w:val="19"/>
+    </w:rPr>
   </w:style>
   <w:style w:type="paragraph" w:styleId="Header">
     <w:name w:val="header"/>
